--- a/bot/templates/template_termination.docx
+++ b/bot/templates/template_termination.docx
@@ -8833,6 +8833,9 @@
             <w:pPr>
               <w:jc w:val="center"/>
             </w:pPr>
+            <w:r>
+              <w:t>П</w:t>
+            </w:r>
           </w:p>
         </w:tc>
         <w:tc>
@@ -8850,6 +8853,9 @@
             <w:pPr>
               <w:jc w:val="center"/>
             </w:pPr>
+            <w:r>
+              <w:t>А</w:t>
+            </w:r>
           </w:p>
         </w:tc>
         <w:tc>
@@ -8867,6 +8873,9 @@
             <w:pPr>
               <w:jc w:val="center"/>
             </w:pPr>
+            <w:r>
+              <w:t>С</w:t>
+            </w:r>
           </w:p>
         </w:tc>
         <w:tc>
@@ -8884,6 +8893,9 @@
             <w:pPr>
               <w:jc w:val="center"/>
             </w:pPr>
+            <w:r>
+              <w:t>П</w:t>
+            </w:r>
           </w:p>
         </w:tc>
         <w:tc>
@@ -8901,6 +8913,9 @@
             <w:pPr>
               <w:jc w:val="center"/>
             </w:pPr>
+            <w:r>
+              <w:t>О</w:t>
+            </w:r>
           </w:p>
         </w:tc>
         <w:tc>
@@ -8918,6 +8933,9 @@
             <w:pPr>
               <w:jc w:val="center"/>
             </w:pPr>
+            <w:r>
+              <w:t>Р</w:t>
+            </w:r>
           </w:p>
         </w:tc>
         <w:tc>
@@ -8935,6 +8953,9 @@
             <w:pPr>
               <w:jc w:val="center"/>
             </w:pPr>
+            <w:r>
+              <w:t>Т</w:t>
+            </w:r>
           </w:p>
         </w:tc>
         <w:tc>
@@ -8952,6 +8973,9 @@
             <w:pPr>
               <w:jc w:val="center"/>
             </w:pPr>
+            <w:r>
+              <w:t>1</w:t>
+            </w:r>
           </w:p>
         </w:tc>
         <w:tc>
@@ -8969,6 +8993,9 @@
             <w:pPr>
               <w:jc w:val="center"/>
             </w:pPr>
+            <w:r>
+              <w:t>2</w:t>
+            </w:r>
           </w:p>
         </w:tc>
         <w:tc>
@@ -8986,6 +9013,9 @@
             <w:pPr>
               <w:jc w:val="center"/>
             </w:pPr>
+            <w:r>
+              <w:t>1</w:t>
+            </w:r>
           </w:p>
         </w:tc>
         <w:tc>
@@ -9003,6 +9033,9 @@
             <w:pPr>
               <w:jc w:val="center"/>
             </w:pPr>
+            <w:r>
+              <w:t>9</w:t>
+            </w:r>
           </w:p>
         </w:tc>
         <w:tc>
@@ -9020,380 +9053,439 @@
             <w:pPr>
               <w:jc w:val="center"/>
             </w:pPr>
-          </w:p>
-        </w:tc>
-        <w:tc>
-          <w:tcPr>
-            <w:tcW w:w="285" w:type="dxa"/>
-            <w:tcBorders>
-              <w:top w:val="single" w:sz="4" w:space="0" w:color="auto"/>
-              <w:left w:val="single" w:sz="4" w:space="0" w:color="auto"/>
-              <w:bottom w:val="single" w:sz="4" w:space="0" w:color="auto"/>
-              <w:right w:val="single" w:sz="4" w:space="0" w:color="auto"/>
-            </w:tcBorders>
-            <w:vAlign w:val="bottom"/>
-          </w:tcPr>
-          <w:p>
-            <w:pPr>
-              <w:jc w:val="center"/>
-            </w:pPr>
-          </w:p>
-        </w:tc>
-        <w:tc>
-          <w:tcPr>
-            <w:tcW w:w="285" w:type="dxa"/>
-            <w:tcBorders>
-              <w:top w:val="single" w:sz="4" w:space="0" w:color="auto"/>
-              <w:left w:val="single" w:sz="4" w:space="0" w:color="auto"/>
-              <w:bottom w:val="single" w:sz="4" w:space="0" w:color="auto"/>
-              <w:right w:val="single" w:sz="4" w:space="0" w:color="auto"/>
-            </w:tcBorders>
-            <w:vAlign w:val="bottom"/>
-          </w:tcPr>
-          <w:p>
-            <w:pPr>
-              <w:jc w:val="center"/>
-            </w:pPr>
-          </w:p>
-        </w:tc>
-        <w:tc>
-          <w:tcPr>
-            <w:tcW w:w="285" w:type="dxa"/>
-            <w:tcBorders>
-              <w:top w:val="single" w:sz="4" w:space="0" w:color="auto"/>
-              <w:left w:val="single" w:sz="4" w:space="0" w:color="auto"/>
-              <w:bottom w:val="single" w:sz="4" w:space="0" w:color="auto"/>
-              <w:right w:val="single" w:sz="4" w:space="0" w:color="auto"/>
-            </w:tcBorders>
-            <w:vAlign w:val="bottom"/>
-          </w:tcPr>
-          <w:p>
-            <w:pPr>
-              <w:jc w:val="center"/>
-            </w:pPr>
-          </w:p>
-        </w:tc>
-        <w:tc>
-          <w:tcPr>
-            <w:tcW w:w="285" w:type="dxa"/>
-            <w:tcBorders>
-              <w:top w:val="single" w:sz="4" w:space="0" w:color="auto"/>
-              <w:left w:val="single" w:sz="4" w:space="0" w:color="auto"/>
-              <w:bottom w:val="single" w:sz="4" w:space="0" w:color="auto"/>
-              <w:right w:val="single" w:sz="4" w:space="0" w:color="auto"/>
-            </w:tcBorders>
-            <w:vAlign w:val="bottom"/>
-          </w:tcPr>
-          <w:p>
-            <w:pPr>
-              <w:jc w:val="center"/>
-            </w:pPr>
-          </w:p>
-        </w:tc>
-        <w:tc>
-          <w:tcPr>
-            <w:tcW w:w="285" w:type="dxa"/>
-            <w:tcBorders>
-              <w:top w:val="single" w:sz="4" w:space="0" w:color="auto"/>
-              <w:left w:val="single" w:sz="4" w:space="0" w:color="auto"/>
-              <w:bottom w:val="single" w:sz="4" w:space="0" w:color="auto"/>
-              <w:right w:val="single" w:sz="4" w:space="0" w:color="auto"/>
-            </w:tcBorders>
-            <w:vAlign w:val="bottom"/>
-          </w:tcPr>
-          <w:p>
-            <w:pPr>
-              <w:jc w:val="center"/>
-            </w:pPr>
-          </w:p>
-        </w:tc>
-        <w:tc>
-          <w:tcPr>
-            <w:tcW w:w="285" w:type="dxa"/>
-            <w:tcBorders>
-              <w:top w:val="single" w:sz="4" w:space="0" w:color="auto"/>
-              <w:left w:val="single" w:sz="4" w:space="0" w:color="auto"/>
-              <w:bottom w:val="single" w:sz="4" w:space="0" w:color="auto"/>
-              <w:right w:val="single" w:sz="4" w:space="0" w:color="auto"/>
-            </w:tcBorders>
-            <w:vAlign w:val="bottom"/>
-          </w:tcPr>
-          <w:p>
-            <w:pPr>
-              <w:jc w:val="center"/>
-            </w:pPr>
-          </w:p>
-        </w:tc>
-        <w:tc>
-          <w:tcPr>
-            <w:tcW w:w="285" w:type="dxa"/>
-            <w:tcBorders>
-              <w:top w:val="single" w:sz="4" w:space="0" w:color="auto"/>
-              <w:left w:val="single" w:sz="4" w:space="0" w:color="auto"/>
-              <w:bottom w:val="single" w:sz="4" w:space="0" w:color="auto"/>
-              <w:right w:val="single" w:sz="4" w:space="0" w:color="auto"/>
-            </w:tcBorders>
-            <w:vAlign w:val="bottom"/>
-          </w:tcPr>
-          <w:p>
-            <w:pPr>
-              <w:jc w:val="center"/>
-            </w:pPr>
-          </w:p>
-        </w:tc>
-        <w:tc>
-          <w:tcPr>
-            <w:tcW w:w="285" w:type="dxa"/>
-            <w:tcBorders>
-              <w:top w:val="single" w:sz="4" w:space="0" w:color="auto"/>
-              <w:left w:val="single" w:sz="4" w:space="0" w:color="auto"/>
-              <w:bottom w:val="single" w:sz="4" w:space="0" w:color="auto"/>
-              <w:right w:val="single" w:sz="4" w:space="0" w:color="auto"/>
-            </w:tcBorders>
-            <w:vAlign w:val="bottom"/>
-          </w:tcPr>
-          <w:p>
-            <w:pPr>
-              <w:jc w:val="center"/>
-            </w:pPr>
-          </w:p>
-        </w:tc>
-        <w:tc>
-          <w:tcPr>
-            <w:tcW w:w="285" w:type="dxa"/>
-            <w:tcBorders>
-              <w:top w:val="single" w:sz="4" w:space="0" w:color="auto"/>
-              <w:left w:val="single" w:sz="4" w:space="0" w:color="auto"/>
-              <w:bottom w:val="single" w:sz="4" w:space="0" w:color="auto"/>
-              <w:right w:val="single" w:sz="4" w:space="0" w:color="auto"/>
-            </w:tcBorders>
-            <w:vAlign w:val="bottom"/>
-          </w:tcPr>
-          <w:p>
-            <w:pPr>
-              <w:jc w:val="center"/>
-            </w:pPr>
-          </w:p>
-        </w:tc>
-        <w:tc>
-          <w:tcPr>
-            <w:tcW w:w="285" w:type="dxa"/>
-            <w:tcBorders>
-              <w:top w:val="single" w:sz="4" w:space="0" w:color="auto"/>
-              <w:left w:val="single" w:sz="4" w:space="0" w:color="auto"/>
-              <w:bottom w:val="single" w:sz="4" w:space="0" w:color="auto"/>
-              <w:right w:val="single" w:sz="4" w:space="0" w:color="auto"/>
-            </w:tcBorders>
-            <w:vAlign w:val="bottom"/>
-          </w:tcPr>
-          <w:p>
-            <w:pPr>
-              <w:jc w:val="center"/>
-            </w:pPr>
-          </w:p>
-        </w:tc>
-        <w:tc>
-          <w:tcPr>
-            <w:tcW w:w="285" w:type="dxa"/>
-            <w:tcBorders>
-              <w:top w:val="single" w:sz="4" w:space="0" w:color="auto"/>
-              <w:left w:val="single" w:sz="4" w:space="0" w:color="auto"/>
-              <w:bottom w:val="single" w:sz="4" w:space="0" w:color="auto"/>
-              <w:right w:val="single" w:sz="4" w:space="0" w:color="auto"/>
-            </w:tcBorders>
-            <w:vAlign w:val="bottom"/>
-          </w:tcPr>
-          <w:p>
-            <w:pPr>
-              <w:jc w:val="center"/>
-            </w:pPr>
-          </w:p>
-        </w:tc>
-        <w:tc>
-          <w:tcPr>
-            <w:tcW w:w="285" w:type="dxa"/>
-            <w:tcBorders>
-              <w:top w:val="single" w:sz="4" w:space="0" w:color="auto"/>
-              <w:left w:val="single" w:sz="4" w:space="0" w:color="auto"/>
-              <w:bottom w:val="single" w:sz="4" w:space="0" w:color="auto"/>
-              <w:right w:val="single" w:sz="4" w:space="0" w:color="auto"/>
-            </w:tcBorders>
-            <w:vAlign w:val="bottom"/>
-          </w:tcPr>
-          <w:p>
-            <w:pPr>
-              <w:jc w:val="center"/>
-            </w:pPr>
-          </w:p>
-        </w:tc>
-        <w:tc>
-          <w:tcPr>
-            <w:tcW w:w="285" w:type="dxa"/>
-            <w:tcBorders>
-              <w:top w:val="single" w:sz="4" w:space="0" w:color="auto"/>
-              <w:left w:val="single" w:sz="4" w:space="0" w:color="auto"/>
-              <w:bottom w:val="single" w:sz="4" w:space="0" w:color="auto"/>
-              <w:right w:val="single" w:sz="4" w:space="0" w:color="auto"/>
-            </w:tcBorders>
-            <w:vAlign w:val="bottom"/>
-          </w:tcPr>
-          <w:p>
-            <w:pPr>
-              <w:jc w:val="center"/>
-            </w:pPr>
-          </w:p>
-        </w:tc>
-        <w:tc>
-          <w:tcPr>
-            <w:tcW w:w="285" w:type="dxa"/>
-            <w:tcBorders>
-              <w:top w:val="single" w:sz="4" w:space="0" w:color="auto"/>
-              <w:left w:val="single" w:sz="4" w:space="0" w:color="auto"/>
-              <w:bottom w:val="single" w:sz="4" w:space="0" w:color="auto"/>
-              <w:right w:val="single" w:sz="4" w:space="0" w:color="auto"/>
-            </w:tcBorders>
-            <w:vAlign w:val="bottom"/>
-          </w:tcPr>
-          <w:p>
-            <w:pPr>
-              <w:jc w:val="center"/>
-            </w:pPr>
-          </w:p>
-        </w:tc>
-        <w:tc>
-          <w:tcPr>
-            <w:tcW w:w="285" w:type="dxa"/>
-            <w:tcBorders>
-              <w:top w:val="single" w:sz="4" w:space="0" w:color="auto"/>
-              <w:left w:val="single" w:sz="4" w:space="0" w:color="auto"/>
-              <w:bottom w:val="single" w:sz="4" w:space="0" w:color="auto"/>
-              <w:right w:val="single" w:sz="4" w:space="0" w:color="auto"/>
-            </w:tcBorders>
-            <w:vAlign w:val="bottom"/>
-          </w:tcPr>
-          <w:p>
-            <w:pPr>
-              <w:jc w:val="center"/>
-            </w:pPr>
-          </w:p>
-        </w:tc>
-        <w:tc>
-          <w:tcPr>
-            <w:tcW w:w="285" w:type="dxa"/>
-            <w:tcBorders>
-              <w:top w:val="single" w:sz="4" w:space="0" w:color="auto"/>
-              <w:left w:val="single" w:sz="4" w:space="0" w:color="auto"/>
-              <w:bottom w:val="single" w:sz="4" w:space="0" w:color="auto"/>
-              <w:right w:val="single" w:sz="4" w:space="0" w:color="auto"/>
-            </w:tcBorders>
-            <w:vAlign w:val="bottom"/>
-          </w:tcPr>
-          <w:p>
-            <w:pPr>
-              <w:jc w:val="center"/>
-            </w:pPr>
-          </w:p>
-        </w:tc>
-        <w:tc>
-          <w:tcPr>
-            <w:tcW w:w="285" w:type="dxa"/>
-            <w:tcBorders>
-              <w:top w:val="single" w:sz="4" w:space="0" w:color="auto"/>
-              <w:left w:val="single" w:sz="4" w:space="0" w:color="auto"/>
-              <w:bottom w:val="single" w:sz="4" w:space="0" w:color="auto"/>
-              <w:right w:val="single" w:sz="4" w:space="0" w:color="auto"/>
-            </w:tcBorders>
-            <w:vAlign w:val="bottom"/>
-          </w:tcPr>
-          <w:p>
-            <w:pPr>
-              <w:jc w:val="center"/>
-            </w:pPr>
-          </w:p>
-        </w:tc>
-        <w:tc>
-          <w:tcPr>
-            <w:tcW w:w="285" w:type="dxa"/>
-            <w:tcBorders>
-              <w:top w:val="single" w:sz="4" w:space="0" w:color="auto"/>
-              <w:left w:val="single" w:sz="4" w:space="0" w:color="auto"/>
-              <w:bottom w:val="single" w:sz="4" w:space="0" w:color="auto"/>
-              <w:right w:val="single" w:sz="4" w:space="0" w:color="auto"/>
-            </w:tcBorders>
-            <w:vAlign w:val="bottom"/>
-          </w:tcPr>
-          <w:p>
-            <w:pPr>
-              <w:jc w:val="center"/>
-            </w:pPr>
-          </w:p>
-        </w:tc>
-        <w:tc>
-          <w:tcPr>
-            <w:tcW w:w="285" w:type="dxa"/>
-            <w:tcBorders>
-              <w:top w:val="single" w:sz="4" w:space="0" w:color="auto"/>
-              <w:left w:val="single" w:sz="4" w:space="0" w:color="auto"/>
-              <w:bottom w:val="single" w:sz="4" w:space="0" w:color="auto"/>
-              <w:right w:val="single" w:sz="4" w:space="0" w:color="auto"/>
-            </w:tcBorders>
-            <w:vAlign w:val="bottom"/>
-          </w:tcPr>
-          <w:p>
-            <w:pPr>
-              <w:jc w:val="center"/>
-            </w:pPr>
-          </w:p>
-        </w:tc>
-        <w:tc>
-          <w:tcPr>
-            <w:tcW w:w="285" w:type="dxa"/>
-            <w:tcBorders>
-              <w:top w:val="single" w:sz="4" w:space="0" w:color="auto"/>
-              <w:left w:val="single" w:sz="4" w:space="0" w:color="auto"/>
-              <w:bottom w:val="single" w:sz="4" w:space="0" w:color="auto"/>
-              <w:right w:val="single" w:sz="4" w:space="0" w:color="auto"/>
-            </w:tcBorders>
-            <w:vAlign w:val="bottom"/>
-          </w:tcPr>
-          <w:p>
-            <w:pPr>
-              <w:jc w:val="center"/>
-            </w:pPr>
-          </w:p>
-        </w:tc>
-        <w:tc>
-          <w:tcPr>
-            <w:tcW w:w="285" w:type="dxa"/>
-            <w:tcBorders>
-              <w:top w:val="single" w:sz="4" w:space="0" w:color="auto"/>
-              <w:left w:val="single" w:sz="4" w:space="0" w:color="auto"/>
-              <w:bottom w:val="single" w:sz="4" w:space="0" w:color="auto"/>
-              <w:right w:val="single" w:sz="4" w:space="0" w:color="auto"/>
-            </w:tcBorders>
-            <w:vAlign w:val="bottom"/>
-          </w:tcPr>
-          <w:p>
-            <w:pPr>
-              <w:jc w:val="center"/>
-            </w:pPr>
-          </w:p>
-        </w:tc>
-        <w:tc>
-          <w:tcPr>
-            <w:tcW w:w="285" w:type="dxa"/>
-            <w:tcBorders>
-              <w:top w:val="single" w:sz="4" w:space="0" w:color="auto"/>
-              <w:left w:val="single" w:sz="4" w:space="0" w:color="auto"/>
-              <w:bottom w:val="single" w:sz="4" w:space="0" w:color="auto"/>
-              <w:right w:val="single" w:sz="4" w:space="0" w:color="auto"/>
-            </w:tcBorders>
-            <w:vAlign w:val="bottom"/>
-          </w:tcPr>
-          <w:p>
-            <w:pPr>
-              <w:jc w:val="center"/>
-            </w:pPr>
+            <w:r>
+              <w:t>8</w:t>
+            </w:r>
+          </w:p>
+        </w:tc>
+        <w:tc>
+          <w:tcPr>
+            <w:tcW w:w="285" w:type="dxa"/>
+            <w:tcBorders>
+              <w:top w:val="single" w:sz="4" w:space="0" w:color="auto"/>
+              <w:left w:val="single" w:sz="4" w:space="0" w:color="auto"/>
+              <w:bottom w:val="single" w:sz="4" w:space="0" w:color="auto"/>
+              <w:right w:val="single" w:sz="4" w:space="0" w:color="auto"/>
+            </w:tcBorders>
+            <w:vAlign w:val="bottom"/>
+          </w:tcPr>
+          <w:p>
+            <w:pPr>
+              <w:jc w:val="center"/>
+            </w:pPr>
+            <w:r>
+              <w:t>1</w:t>
+            </w:r>
+          </w:p>
+        </w:tc>
+        <w:tc>
+          <w:tcPr>
+            <w:tcW w:w="285" w:type="dxa"/>
+            <w:tcBorders>
+              <w:top w:val="single" w:sz="4" w:space="0" w:color="auto"/>
+              <w:left w:val="single" w:sz="4" w:space="0" w:color="auto"/>
+              <w:bottom w:val="single" w:sz="4" w:space="0" w:color="auto"/>
+              <w:right w:val="single" w:sz="4" w:space="0" w:color="auto"/>
+            </w:tcBorders>
+            <w:vAlign w:val="bottom"/>
+          </w:tcPr>
+          <w:p>
+            <w:pPr>
+              <w:jc w:val="center"/>
+            </w:pPr>
+            <w:r>
+              <w:t>0</w:t>
+            </w:r>
+          </w:p>
+        </w:tc>
+        <w:tc>
+          <w:tcPr>
+            <w:tcW w:w="285" w:type="dxa"/>
+            <w:tcBorders>
+              <w:top w:val="single" w:sz="4" w:space="0" w:color="auto"/>
+              <w:left w:val="single" w:sz="4" w:space="0" w:color="auto"/>
+              <w:bottom w:val="single" w:sz="4" w:space="0" w:color="auto"/>
+              <w:right w:val="single" w:sz="4" w:space="0" w:color="auto"/>
+            </w:tcBorders>
+            <w:vAlign w:val="bottom"/>
+          </w:tcPr>
+          <w:p>
+            <w:pPr>
+              <w:jc w:val="center"/>
+            </w:pPr>
+            <w:r>
+              <w:t>1</w:t>
+            </w:r>
+          </w:p>
+        </w:tc>
+        <w:tc>
+          <w:tcPr>
+            <w:tcW w:w="285" w:type="dxa"/>
+            <w:tcBorders>
+              <w:top w:val="single" w:sz="4" w:space="0" w:color="auto"/>
+              <w:left w:val="single" w:sz="4" w:space="0" w:color="auto"/>
+              <w:bottom w:val="single" w:sz="4" w:space="0" w:color="auto"/>
+              <w:right w:val="single" w:sz="4" w:space="0" w:color="auto"/>
+            </w:tcBorders>
+            <w:vAlign w:val="bottom"/>
+          </w:tcPr>
+          <w:p>
+            <w:pPr>
+              <w:jc w:val="center"/>
+            </w:pPr>
+            <w:r>
+              <w:t>6</w:t>
+            </w:r>
+          </w:p>
+        </w:tc>
+        <w:tc>
+          <w:tcPr>
+            <w:tcW w:w="285" w:type="dxa"/>
+            <w:tcBorders>
+              <w:top w:val="single" w:sz="4" w:space="0" w:color="auto"/>
+              <w:left w:val="single" w:sz="4" w:space="0" w:color="auto"/>
+              <w:bottom w:val="single" w:sz="4" w:space="0" w:color="auto"/>
+              <w:right w:val="single" w:sz="4" w:space="0" w:color="auto"/>
+            </w:tcBorders>
+            <w:vAlign w:val="bottom"/>
+          </w:tcPr>
+          <w:p>
+            <w:pPr>
+              <w:jc w:val="center"/>
+            </w:pPr>
+            <w:r>
+              <w:t>5</w:t>
+            </w:r>
+          </w:p>
+        </w:tc>
+        <w:tc>
+          <w:tcPr>
+            <w:tcW w:w="285" w:type="dxa"/>
+            <w:tcBorders>
+              <w:top w:val="single" w:sz="4" w:space="0" w:color="auto"/>
+              <w:left w:val="single" w:sz="4" w:space="0" w:color="auto"/>
+              <w:bottom w:val="single" w:sz="4" w:space="0" w:color="auto"/>
+              <w:right w:val="single" w:sz="4" w:space="0" w:color="auto"/>
+            </w:tcBorders>
+            <w:vAlign w:val="bottom"/>
+          </w:tcPr>
+          <w:p>
+            <w:pPr>
+              <w:jc w:val="center"/>
+            </w:pPr>
+            <w:r>
+              <w:t>У</w:t>
+            </w:r>
+          </w:p>
+        </w:tc>
+        <w:tc>
+          <w:tcPr>
+            <w:tcW w:w="285" w:type="dxa"/>
+            <w:tcBorders>
+              <w:top w:val="single" w:sz="4" w:space="0" w:color="auto"/>
+              <w:left w:val="single" w:sz="4" w:space="0" w:color="auto"/>
+              <w:bottom w:val="single" w:sz="4" w:space="0" w:color="auto"/>
+              <w:right w:val="single" w:sz="4" w:space="0" w:color="auto"/>
+            </w:tcBorders>
+            <w:vAlign w:val="bottom"/>
+          </w:tcPr>
+          <w:p>
+            <w:pPr>
+              <w:jc w:val="center"/>
+            </w:pPr>
+            <w:r>
+              <w:t>М</w:t>
+            </w:r>
+          </w:p>
+        </w:tc>
+        <w:tc>
+          <w:tcPr>
+            <w:tcW w:w="285" w:type="dxa"/>
+            <w:tcBorders>
+              <w:top w:val="single" w:sz="4" w:space="0" w:color="auto"/>
+              <w:left w:val="single" w:sz="4" w:space="0" w:color="auto"/>
+              <w:bottom w:val="single" w:sz="4" w:space="0" w:color="auto"/>
+              <w:right w:val="single" w:sz="4" w:space="0" w:color="auto"/>
+            </w:tcBorders>
+            <w:vAlign w:val="bottom"/>
+          </w:tcPr>
+          <w:p>
+            <w:pPr>
+              <w:jc w:val="center"/>
+            </w:pPr>
+            <w:r>
+              <w:t>В</w:t>
+            </w:r>
+          </w:p>
+        </w:tc>
+        <w:tc>
+          <w:tcPr>
+            <w:tcW w:w="285" w:type="dxa"/>
+            <w:tcBorders>
+              <w:top w:val="single" w:sz="4" w:space="0" w:color="auto"/>
+              <w:left w:val="single" w:sz="4" w:space="0" w:color="auto"/>
+              <w:bottom w:val="single" w:sz="4" w:space="0" w:color="auto"/>
+              <w:right w:val="single" w:sz="4" w:space="0" w:color="auto"/>
+            </w:tcBorders>
+            <w:vAlign w:val="bottom"/>
+          </w:tcPr>
+          <w:p>
+            <w:pPr>
+              <w:jc w:val="center"/>
+            </w:pPr>
+            <w:r>
+              <w:t>Д</w:t>
+            </w:r>
+          </w:p>
+        </w:tc>
+        <w:tc>
+          <w:tcPr>
+            <w:tcW w:w="285" w:type="dxa"/>
+            <w:tcBorders>
+              <w:top w:val="single" w:sz="4" w:space="0" w:color="auto"/>
+              <w:left w:val="single" w:sz="4" w:space="0" w:color="auto"/>
+              <w:bottom w:val="single" w:sz="4" w:space="0" w:color="auto"/>
+              <w:right w:val="single" w:sz="4" w:space="0" w:color="auto"/>
+            </w:tcBorders>
+            <w:vAlign w:val="bottom"/>
+          </w:tcPr>
+          <w:p>
+            <w:pPr>
+              <w:jc w:val="center"/>
+            </w:pPr>
+            <w:r>
+              <w:t>Р</w:t>
+            </w:r>
+          </w:p>
+        </w:tc>
+        <w:tc>
+          <w:tcPr>
+            <w:tcW w:w="285" w:type="dxa"/>
+            <w:tcBorders>
+              <w:top w:val="single" w:sz="4" w:space="0" w:color="auto"/>
+              <w:left w:val="single" w:sz="4" w:space="0" w:color="auto"/>
+              <w:bottom w:val="single" w:sz="4" w:space="0" w:color="auto"/>
+              <w:right w:val="single" w:sz="4" w:space="0" w:color="auto"/>
+            </w:tcBorders>
+            <w:vAlign w:val="bottom"/>
+          </w:tcPr>
+          <w:p>
+            <w:pPr>
+              <w:jc w:val="center"/>
+            </w:pPr>
+            <w:r>
+              <w:t>О</w:t>
+            </w:r>
+          </w:p>
+        </w:tc>
+        <w:tc>
+          <w:tcPr>
+            <w:tcW w:w="285" w:type="dxa"/>
+            <w:tcBorders>
+              <w:top w:val="single" w:sz="4" w:space="0" w:color="auto"/>
+              <w:left w:val="single" w:sz="4" w:space="0" w:color="auto"/>
+              <w:bottom w:val="single" w:sz="4" w:space="0" w:color="auto"/>
+              <w:right w:val="single" w:sz="4" w:space="0" w:color="auto"/>
+            </w:tcBorders>
+            <w:vAlign w:val="bottom"/>
+          </w:tcPr>
+          <w:p>
+            <w:pPr>
+              <w:jc w:val="center"/>
+            </w:pPr>
+            <w:r>
+              <w:t>С</w:t>
+            </w:r>
+          </w:p>
+        </w:tc>
+        <w:tc>
+          <w:tcPr>
+            <w:tcW w:w="285" w:type="dxa"/>
+            <w:tcBorders>
+              <w:top w:val="single" w:sz="4" w:space="0" w:color="auto"/>
+              <w:left w:val="single" w:sz="4" w:space="0" w:color="auto"/>
+              <w:bottom w:val="single" w:sz="4" w:space="0" w:color="auto"/>
+              <w:right w:val="single" w:sz="4" w:space="0" w:color="auto"/>
+            </w:tcBorders>
+            <w:vAlign w:val="bottom"/>
+          </w:tcPr>
+          <w:p>
+            <w:pPr>
+              <w:jc w:val="center"/>
+            </w:pPr>
+            <w:r>
+              <w:t>С</w:t>
+            </w:r>
+          </w:p>
+        </w:tc>
+        <w:tc>
+          <w:tcPr>
+            <w:tcW w:w="285" w:type="dxa"/>
+            <w:tcBorders>
+              <w:top w:val="single" w:sz="4" w:space="0" w:color="auto"/>
+              <w:left w:val="single" w:sz="4" w:space="0" w:color="auto"/>
+              <w:bottom w:val="single" w:sz="4" w:space="0" w:color="auto"/>
+              <w:right w:val="single" w:sz="4" w:space="0" w:color="auto"/>
+            </w:tcBorders>
+            <w:vAlign w:val="bottom"/>
+          </w:tcPr>
+          <w:p>
+            <w:pPr>
+              <w:jc w:val="center"/>
+            </w:pPr>
+            <w:r>
+              <w:t>И</w:t>
+            </w:r>
+          </w:p>
+        </w:tc>
+        <w:tc>
+          <w:tcPr>
+            <w:tcW w:w="285" w:type="dxa"/>
+            <w:tcBorders>
+              <w:top w:val="single" w:sz="4" w:space="0" w:color="auto"/>
+              <w:left w:val="single" w:sz="4" w:space="0" w:color="auto"/>
+              <w:bottom w:val="single" w:sz="4" w:space="0" w:color="auto"/>
+              <w:right w:val="single" w:sz="4" w:space="0" w:color="auto"/>
+            </w:tcBorders>
+            <w:vAlign w:val="bottom"/>
+          </w:tcPr>
+          <w:p>
+            <w:pPr>
+              <w:jc w:val="center"/>
+            </w:pPr>
+            <w:r>
+              <w:t>И</w:t>
+            </w:r>
+          </w:p>
+        </w:tc>
+        <w:tc>
+          <w:tcPr>
+            <w:tcW w:w="285" w:type="dxa"/>
+            <w:tcBorders>
+              <w:top w:val="single" w:sz="4" w:space="0" w:color="auto"/>
+              <w:left w:val="single" w:sz="4" w:space="0" w:color="auto"/>
+              <w:bottom w:val="single" w:sz="4" w:space="0" w:color="auto"/>
+              <w:right w:val="single" w:sz="4" w:space="0" w:color="auto"/>
+            </w:tcBorders>
+            <w:vAlign w:val="bottom"/>
+          </w:tcPr>
+          <w:p>
+            <w:pPr>
+              <w:jc w:val="center"/>
+            </w:pPr>
+            <w:r>
+              <w:t>П</w:t>
+            </w:r>
+          </w:p>
+        </w:tc>
+        <w:tc>
+          <w:tcPr>
+            <w:tcW w:w="285" w:type="dxa"/>
+            <w:tcBorders>
+              <w:top w:val="single" w:sz="4" w:space="0" w:color="auto"/>
+              <w:left w:val="single" w:sz="4" w:space="0" w:color="auto"/>
+              <w:bottom w:val="single" w:sz="4" w:space="0" w:color="auto"/>
+              <w:right w:val="single" w:sz="4" w:space="0" w:color="auto"/>
+            </w:tcBorders>
+            <w:vAlign w:val="bottom"/>
+          </w:tcPr>
+          <w:p>
+            <w:pPr>
+              <w:jc w:val="center"/>
+            </w:pPr>
+            <w:r>
+              <w:t>О</w:t>
+            </w:r>
+          </w:p>
+        </w:tc>
+        <w:tc>
+          <w:tcPr>
+            <w:tcW w:w="285" w:type="dxa"/>
+            <w:tcBorders>
+              <w:top w:val="single" w:sz="4" w:space="0" w:color="auto"/>
+              <w:left w:val="single" w:sz="4" w:space="0" w:color="auto"/>
+              <w:bottom w:val="single" w:sz="4" w:space="0" w:color="auto"/>
+              <w:right w:val="single" w:sz="4" w:space="0" w:color="auto"/>
+            </w:tcBorders>
+            <w:vAlign w:val="bottom"/>
+          </w:tcPr>
+          <w:p>
+            <w:pPr>
+              <w:jc w:val="center"/>
+            </w:pPr>
+            <w:r/>
+          </w:p>
+        </w:tc>
+        <w:tc>
+          <w:tcPr>
+            <w:tcW w:w="285" w:type="dxa"/>
+            <w:tcBorders>
+              <w:top w:val="single" w:sz="4" w:space="0" w:color="auto"/>
+              <w:left w:val="single" w:sz="4" w:space="0" w:color="auto"/>
+              <w:bottom w:val="single" w:sz="4" w:space="0" w:color="auto"/>
+              <w:right w:val="single" w:sz="4" w:space="0" w:color="auto"/>
+            </w:tcBorders>
+            <w:vAlign w:val="bottom"/>
+          </w:tcPr>
+          <w:p>
+            <w:pPr>
+              <w:jc w:val="center"/>
+            </w:pPr>
+            <w:r/>
+          </w:p>
+        </w:tc>
+        <w:tc>
+          <w:tcPr>
+            <w:tcW w:w="285" w:type="dxa"/>
+            <w:tcBorders>
+              <w:top w:val="single" w:sz="4" w:space="0" w:color="auto"/>
+              <w:left w:val="single" w:sz="4" w:space="0" w:color="auto"/>
+              <w:bottom w:val="single" w:sz="4" w:space="0" w:color="auto"/>
+              <w:right w:val="single" w:sz="4" w:space="0" w:color="auto"/>
+            </w:tcBorders>
+            <w:vAlign w:val="bottom"/>
+          </w:tcPr>
+          <w:p>
+            <w:pPr>
+              <w:jc w:val="center"/>
+            </w:pPr>
+            <w:r/>
+          </w:p>
+        </w:tc>
+        <w:tc>
+          <w:tcPr>
+            <w:tcW w:w="285" w:type="dxa"/>
+            <w:tcBorders>
+              <w:top w:val="single" w:sz="4" w:space="0" w:color="auto"/>
+              <w:left w:val="single" w:sz="4" w:space="0" w:color="auto"/>
+              <w:bottom w:val="single" w:sz="4" w:space="0" w:color="auto"/>
+              <w:right w:val="single" w:sz="4" w:space="0" w:color="auto"/>
+            </w:tcBorders>
+            <w:vAlign w:val="bottom"/>
+          </w:tcPr>
+          <w:p>
+            <w:pPr>
+              <w:jc w:val="center"/>
+            </w:pPr>
+            <w:r/>
+          </w:p>
+        </w:tc>
+        <w:tc>
+          <w:tcPr>
+            <w:tcW w:w="285" w:type="dxa"/>
+            <w:tcBorders>
+              <w:top w:val="single" w:sz="4" w:space="0" w:color="auto"/>
+              <w:left w:val="single" w:sz="4" w:space="0" w:color="auto"/>
+              <w:bottom w:val="single" w:sz="4" w:space="0" w:color="auto"/>
+              <w:right w:val="single" w:sz="4" w:space="0" w:color="auto"/>
+            </w:tcBorders>
+            <w:vAlign w:val="bottom"/>
+          </w:tcPr>
+          <w:p>
+            <w:pPr>
+              <w:jc w:val="center"/>
+            </w:pPr>
+            <w:r/>
           </w:p>
         </w:tc>
       </w:tr>
@@ -9514,7 +9606,7 @@
               <w:jc w:val="center"/>
             </w:pPr>
             <w:r>
-              <w:t>П</w:t>
+              <w:t>А</w:t>
             </w:r>
           </w:p>
         </w:tc>
@@ -9534,6 +9626,66 @@
               <w:jc w:val="center"/>
             </w:pPr>
             <w:r>
+              <w:t>С</w:t>
+            </w:r>
+          </w:p>
+        </w:tc>
+        <w:tc>
+          <w:tcPr>
+            <w:tcW w:w="289" w:type="dxa"/>
+            <w:tcBorders>
+              <w:top w:val="single" w:sz="4" w:space="0" w:color="auto"/>
+              <w:left w:val="single" w:sz="4" w:space="0" w:color="auto"/>
+              <w:bottom w:val="single" w:sz="4" w:space="0" w:color="auto"/>
+              <w:right w:val="single" w:sz="4" w:space="0" w:color="auto"/>
+            </w:tcBorders>
+            <w:vAlign w:val="bottom"/>
+          </w:tcPr>
+          <w:p>
+            <w:pPr>
+              <w:jc w:val="center"/>
+            </w:pPr>
+            <w:r>
+              <w:t>Т</w:t>
+            </w:r>
+          </w:p>
+        </w:tc>
+        <w:tc>
+          <w:tcPr>
+            <w:tcW w:w="289" w:type="dxa"/>
+            <w:tcBorders>
+              <w:top w:val="single" w:sz="4" w:space="0" w:color="auto"/>
+              <w:left w:val="single" w:sz="4" w:space="0" w:color="auto"/>
+              <w:bottom w:val="single" w:sz="4" w:space="0" w:color="auto"/>
+              <w:right w:val="single" w:sz="4" w:space="0" w:color="auto"/>
+            </w:tcBorders>
+            <w:vAlign w:val="bottom"/>
+          </w:tcPr>
+          <w:p>
+            <w:pPr>
+              <w:jc w:val="center"/>
+            </w:pPr>
+            <w:r>
+              <w:t>Р</w:t>
+            </w:r>
+          </w:p>
+        </w:tc>
+        <w:tc>
+          <w:tcPr>
+            <w:tcW w:w="289" w:type="dxa"/>
+            <w:tcBorders>
+              <w:top w:val="single" w:sz="4" w:space="0" w:color="auto"/>
+              <w:left w:val="single" w:sz="4" w:space="0" w:color="auto"/>
+              <w:bottom w:val="single" w:sz="4" w:space="0" w:color="auto"/>
+              <w:right w:val="single" w:sz="4" w:space="0" w:color="auto"/>
+            </w:tcBorders>
+            <w:vAlign w:val="bottom"/>
+          </w:tcPr>
+          <w:p>
+            <w:pPr>
+              <w:jc w:val="center"/>
+            </w:pPr>
+            <w:r>
               <w:t>А</w:t>
             </w:r>
           </w:p>
@@ -9554,6 +9706,66 @@
               <w:jc w:val="center"/>
             </w:pPr>
             <w:r>
+              <w:t>Х</w:t>
+            </w:r>
+          </w:p>
+        </w:tc>
+        <w:tc>
+          <w:tcPr>
+            <w:tcW w:w="289" w:type="dxa"/>
+            <w:tcBorders>
+              <w:top w:val="single" w:sz="4" w:space="0" w:color="auto"/>
+              <w:left w:val="single" w:sz="4" w:space="0" w:color="auto"/>
+              <w:bottom w:val="single" w:sz="4" w:space="0" w:color="auto"/>
+              <w:right w:val="single" w:sz="4" w:space="0" w:color="auto"/>
+            </w:tcBorders>
+            <w:vAlign w:val="bottom"/>
+          </w:tcPr>
+          <w:p>
+            <w:pPr>
+              <w:jc w:val="center"/>
+            </w:pPr>
+            <w:r>
+              <w:t>А</w:t>
+            </w:r>
+          </w:p>
+        </w:tc>
+        <w:tc>
+          <w:tcPr>
+            <w:tcW w:w="289" w:type="dxa"/>
+            <w:tcBorders>
+              <w:top w:val="single" w:sz="4" w:space="0" w:color="auto"/>
+              <w:left w:val="single" w:sz="4" w:space="0" w:color="auto"/>
+              <w:bottom w:val="single" w:sz="4" w:space="0" w:color="auto"/>
+              <w:right w:val="single" w:sz="4" w:space="0" w:color="auto"/>
+            </w:tcBorders>
+            <w:vAlign w:val="bottom"/>
+          </w:tcPr>
+          <w:p>
+            <w:pPr>
+              <w:jc w:val="center"/>
+            </w:pPr>
+            <w:r>
+              <w:t>Н</w:t>
+            </w:r>
+          </w:p>
+        </w:tc>
+        <w:tc>
+          <w:tcPr>
+            <w:tcW w:w="289" w:type="dxa"/>
+            <w:tcBorders>
+              <w:top w:val="single" w:sz="4" w:space="0" w:color="auto"/>
+              <w:left w:val="single" w:sz="4" w:space="0" w:color="auto"/>
+              <w:bottom w:val="single" w:sz="4" w:space="0" w:color="auto"/>
+              <w:right w:val="single" w:sz="4" w:space="0" w:color="auto"/>
+            </w:tcBorders>
+            <w:vAlign w:val="bottom"/>
+          </w:tcPr>
+          <w:p>
+            <w:pPr>
+              <w:jc w:val="center"/>
+            </w:pPr>
+            <w:r>
               <w:t>С</w:t>
             </w:r>
           </w:p>
@@ -9574,7 +9786,7 @@
               <w:jc w:val="center"/>
             </w:pPr>
             <w:r>
-              <w:t>П</w:t>
+              <w:t>К</w:t>
             </w:r>
           </w:p>
         </w:tc>
@@ -9614,13 +9826,113 @@
               <w:jc w:val="center"/>
             </w:pPr>
             <w:r>
-              <w:t>Р</w:t>
-            </w:r>
-          </w:p>
-        </w:tc>
-        <w:tc>
-          <w:tcPr>
-            <w:tcW w:w="289" w:type="dxa"/>
+              <w:t>Й</w:t>
+            </w:r>
+          </w:p>
+        </w:tc>
+        <w:tc>
+          <w:tcPr>
+            <w:tcW w:w="288" w:type="dxa"/>
+            <w:tcBorders>
+              <w:top w:val="single" w:sz="4" w:space="0" w:color="auto"/>
+              <w:left w:val="single" w:sz="4" w:space="0" w:color="auto"/>
+              <w:bottom w:val="single" w:sz="4" w:space="0" w:color="auto"/>
+              <w:right w:val="single" w:sz="4" w:space="0" w:color="auto"/>
+            </w:tcBorders>
+            <w:vAlign w:val="bottom"/>
+          </w:tcPr>
+          <w:p>
+            <w:pPr>
+              <w:jc w:val="center"/>
+            </w:pPr>
+            <w:r>
+              <w:t>О</w:t>
+            </w:r>
+          </w:p>
+        </w:tc>
+        <w:tc>
+          <w:tcPr>
+            <w:tcW w:w="288" w:type="dxa"/>
+            <w:tcBorders>
+              <w:top w:val="single" w:sz="4" w:space="0" w:color="auto"/>
+              <w:left w:val="single" w:sz="4" w:space="0" w:color="auto"/>
+              <w:bottom w:val="single" w:sz="4" w:space="0" w:color="auto"/>
+              <w:right w:val="single" w:sz="4" w:space="0" w:color="auto"/>
+            </w:tcBorders>
+            <w:vAlign w:val="bottom"/>
+          </w:tcPr>
+          <w:p>
+            <w:pPr>
+              <w:jc w:val="center"/>
+            </w:pPr>
+            <w:r>
+              <w:t>Б</w:t>
+            </w:r>
+          </w:p>
+        </w:tc>
+        <w:tc>
+          <w:tcPr>
+            <w:tcW w:w="288" w:type="dxa"/>
+            <w:tcBorders>
+              <w:top w:val="single" w:sz="4" w:space="0" w:color="auto"/>
+              <w:left w:val="single" w:sz="4" w:space="0" w:color="auto"/>
+              <w:bottom w:val="single" w:sz="4" w:space="0" w:color="auto"/>
+              <w:right w:val="single" w:sz="4" w:space="0" w:color="auto"/>
+            </w:tcBorders>
+            <w:vAlign w:val="bottom"/>
+          </w:tcPr>
+          <w:p>
+            <w:pPr>
+              <w:jc w:val="center"/>
+            </w:pPr>
+            <w:r>
+              <w:t>Л</w:t>
+            </w:r>
+          </w:p>
+        </w:tc>
+        <w:tc>
+          <w:tcPr>
+            <w:tcW w:w="288" w:type="dxa"/>
+            <w:tcBorders>
+              <w:top w:val="single" w:sz="4" w:space="0" w:color="auto"/>
+              <w:left w:val="single" w:sz="4" w:space="0" w:color="auto"/>
+              <w:bottom w:val="single" w:sz="4" w:space="0" w:color="auto"/>
+              <w:right w:val="single" w:sz="4" w:space="0" w:color="auto"/>
+            </w:tcBorders>
+            <w:vAlign w:val="bottom"/>
+          </w:tcPr>
+          <w:p>
+            <w:pPr>
+              <w:jc w:val="center"/>
+            </w:pPr>
+            <w:r>
+              <w:t>А</w:t>
+            </w:r>
+          </w:p>
+        </w:tc>
+        <w:tc>
+          <w:tcPr>
+            <w:tcW w:w="288" w:type="dxa"/>
+            <w:tcBorders>
+              <w:top w:val="single" w:sz="4" w:space="0" w:color="auto"/>
+              <w:left w:val="single" w:sz="4" w:space="0" w:color="auto"/>
+              <w:bottom w:val="single" w:sz="4" w:space="0" w:color="auto"/>
+              <w:right w:val="single" w:sz="4" w:space="0" w:color="auto"/>
+            </w:tcBorders>
+            <w:vAlign w:val="bottom"/>
+          </w:tcPr>
+          <w:p>
+            <w:pPr>
+              <w:jc w:val="center"/>
+            </w:pPr>
+            <w:r>
+              <w:t>С</w:t>
+            </w:r>
+          </w:p>
+        </w:tc>
+        <w:tc>
+          <w:tcPr>
+            <w:tcW w:w="288" w:type="dxa"/>
             <w:tcBorders>
               <w:top w:val="single" w:sz="4" w:space="0" w:color="auto"/>
               <w:left w:val="single" w:sz="4" w:space="0" w:color="auto"/>
@@ -9640,44 +9952,27 @@
         </w:tc>
         <w:tc>
           <w:tcPr>
-            <w:tcW w:w="289" w:type="dxa"/>
-            <w:tcBorders>
-              <w:top w:val="single" w:sz="4" w:space="0" w:color="auto"/>
-              <w:left w:val="single" w:sz="4" w:space="0" w:color="auto"/>
-              <w:bottom w:val="single" w:sz="4" w:space="0" w:color="auto"/>
-              <w:right w:val="single" w:sz="4" w:space="0" w:color="auto"/>
-            </w:tcBorders>
-            <w:vAlign w:val="bottom"/>
-          </w:tcPr>
-          <w:p>
-            <w:pPr>
-              <w:jc w:val="center"/>
-            </w:pPr>
-          </w:p>
-        </w:tc>
-        <w:tc>
-          <w:tcPr>
-            <w:tcW w:w="289" w:type="dxa"/>
-            <w:tcBorders>
-              <w:top w:val="single" w:sz="4" w:space="0" w:color="auto"/>
-              <w:left w:val="single" w:sz="4" w:space="0" w:color="auto"/>
-              <w:bottom w:val="single" w:sz="4" w:space="0" w:color="auto"/>
-              <w:right w:val="single" w:sz="4" w:space="0" w:color="auto"/>
-            </w:tcBorders>
-            <w:vAlign w:val="bottom"/>
-          </w:tcPr>
-          <w:p>
-            <w:pPr>
-              <w:jc w:val="center"/>
-            </w:pPr>
-            <w:r>
-              <w:t>1</w:t>
-            </w:r>
-          </w:p>
-        </w:tc>
-        <w:tc>
-          <w:tcPr>
-            <w:tcW w:w="289" w:type="dxa"/>
+            <w:tcW w:w="288" w:type="dxa"/>
+            <w:tcBorders>
+              <w:top w:val="single" w:sz="4" w:space="0" w:color="auto"/>
+              <w:left w:val="single" w:sz="4" w:space="0" w:color="auto"/>
+              <w:bottom w:val="single" w:sz="4" w:space="0" w:color="auto"/>
+              <w:right w:val="single" w:sz="4" w:space="0" w:color="auto"/>
+            </w:tcBorders>
+            <w:vAlign w:val="bottom"/>
+          </w:tcPr>
+          <w:p>
+            <w:pPr>
+              <w:jc w:val="center"/>
+            </w:pPr>
+            <w:r>
+              <w:t>И</w:t>
+            </w:r>
+          </w:p>
+        </w:tc>
+        <w:tc>
+          <w:tcPr>
+            <w:tcW w:w="288" w:type="dxa"/>
             <w:tcBorders>
               <w:top w:val="single" w:sz="4" w:space="0" w:color="auto"/>
               <w:left w:val="single" w:sz="4" w:space="0" w:color="auto"/>
@@ -9697,46 +9992,6 @@
         </w:tc>
         <w:tc>
           <w:tcPr>
-            <w:tcW w:w="289" w:type="dxa"/>
-            <w:tcBorders>
-              <w:top w:val="single" w:sz="4" w:space="0" w:color="auto"/>
-              <w:left w:val="single" w:sz="4" w:space="0" w:color="auto"/>
-              <w:bottom w:val="single" w:sz="4" w:space="0" w:color="auto"/>
-              <w:right w:val="single" w:sz="4" w:space="0" w:color="auto"/>
-            </w:tcBorders>
-            <w:vAlign w:val="bottom"/>
-          </w:tcPr>
-          <w:p>
-            <w:pPr>
-              <w:jc w:val="center"/>
-            </w:pPr>
-            <w:r>
-              <w:t>1</w:t>
-            </w:r>
-          </w:p>
-        </w:tc>
-        <w:tc>
-          <w:tcPr>
-            <w:tcW w:w="289" w:type="dxa"/>
-            <w:tcBorders>
-              <w:top w:val="single" w:sz="4" w:space="0" w:color="auto"/>
-              <w:left w:val="single" w:sz="4" w:space="0" w:color="auto"/>
-              <w:bottom w:val="single" w:sz="4" w:space="0" w:color="auto"/>
-              <w:right w:val="single" w:sz="4" w:space="0" w:color="auto"/>
-            </w:tcBorders>
-            <w:vAlign w:val="bottom"/>
-          </w:tcPr>
-          <w:p>
-            <w:pPr>
-              <w:jc w:val="center"/>
-            </w:pPr>
-            <w:r>
-              <w:t>9</w:t>
-            </w:r>
-          </w:p>
-        </w:tc>
-        <w:tc>
-          <w:tcPr>
             <w:tcW w:w="288" w:type="dxa"/>
             <w:tcBorders>
               <w:top w:val="single" w:sz="4" w:space="0" w:color="auto"/>
@@ -9750,6 +10005,9 @@
             <w:pPr>
               <w:jc w:val="center"/>
             </w:pPr>
+            <w:r>
+              <w:t>6</w:t>
+            </w:r>
           </w:p>
         </w:tc>
         <w:tc>
@@ -9768,7 +10026,7 @@
               <w:jc w:val="center"/>
             </w:pPr>
             <w:r>
-              <w:t>8</w:t>
+              <w:t>.</w:t>
             </w:r>
           </w:p>
         </w:tc>
@@ -9788,7 +10046,7 @@
               <w:jc w:val="center"/>
             </w:pPr>
             <w:r>
-              <w:t>1</w:t>
+              <w:t>0</w:t>
             </w:r>
           </w:p>
         </w:tc>
@@ -9808,6 +10066,66 @@
               <w:jc w:val="center"/>
             </w:pPr>
             <w:r>
+              <w:t>3</w:t>
+            </w:r>
+          </w:p>
+        </w:tc>
+        <w:tc>
+          <w:tcPr>
+            <w:tcW w:w="288" w:type="dxa"/>
+            <w:tcBorders>
+              <w:top w:val="single" w:sz="4" w:space="0" w:color="auto"/>
+              <w:left w:val="single" w:sz="4" w:space="0" w:color="auto"/>
+              <w:bottom w:val="single" w:sz="4" w:space="0" w:color="auto"/>
+              <w:right w:val="single" w:sz="4" w:space="0" w:color="auto"/>
+            </w:tcBorders>
+            <w:vAlign w:val="bottom"/>
+          </w:tcPr>
+          <w:p>
+            <w:pPr>
+              <w:jc w:val="center"/>
+            </w:pPr>
+            <w:r>
+              <w:t>.</w:t>
+            </w:r>
+          </w:p>
+        </w:tc>
+        <w:tc>
+          <w:tcPr>
+            <w:tcW w:w="288" w:type="dxa"/>
+            <w:tcBorders>
+              <w:top w:val="single" w:sz="4" w:space="0" w:color="auto"/>
+              <w:left w:val="single" w:sz="4" w:space="0" w:color="auto"/>
+              <w:bottom w:val="single" w:sz="4" w:space="0" w:color="auto"/>
+              <w:right w:val="single" w:sz="4" w:space="0" w:color="auto"/>
+            </w:tcBorders>
+            <w:vAlign w:val="bottom"/>
+          </w:tcPr>
+          <w:p>
+            <w:pPr>
+              <w:jc w:val="center"/>
+            </w:pPr>
+            <w:r>
+              <w:t>2</w:t>
+            </w:r>
+          </w:p>
+        </w:tc>
+        <w:tc>
+          <w:tcPr>
+            <w:tcW w:w="288" w:type="dxa"/>
+            <w:tcBorders>
+              <w:top w:val="single" w:sz="4" w:space="0" w:color="auto"/>
+              <w:left w:val="single" w:sz="4" w:space="0" w:color="auto"/>
+              <w:bottom w:val="single" w:sz="4" w:space="0" w:color="auto"/>
+              <w:right w:val="single" w:sz="4" w:space="0" w:color="auto"/>
+            </w:tcBorders>
+            <w:vAlign w:val="bottom"/>
+          </w:tcPr>
+          <w:p>
+            <w:pPr>
+              <w:jc w:val="center"/>
+            </w:pPr>
+            <w:r>
               <w:t>0</w:t>
             </w:r>
           </w:p>
@@ -9828,7 +10146,7 @@
               <w:jc w:val="center"/>
             </w:pPr>
             <w:r>
-              <w:t>1</w:t>
+              <w:t>2</w:t>
             </w:r>
           </w:p>
         </w:tc>
@@ -9848,7 +10166,7 @@
               <w:jc w:val="center"/>
             </w:pPr>
             <w:r>
-              <w:t>6</w:t>
+              <w:t>0</w:t>
             </w:r>
           </w:p>
         </w:tc>
@@ -9868,7 +10186,7 @@
               <w:jc w:val="center"/>
             </w:pPr>
             <w:r>
-              <w:t>5</w:t>
+              <w:t>Г</w:t>
             </w:r>
           </w:p>
         </w:tc>
@@ -9887,6 +10205,9 @@
             <w:pPr>
               <w:jc w:val="center"/>
             </w:pPr>
+            <w:r>
+              <w:t>.</w:t>
+            </w:r>
           </w:p>
         </w:tc>
         <w:tc>
@@ -9904,9 +10225,7 @@
             <w:pPr>
               <w:jc w:val="center"/>
             </w:pPr>
-            <w:r>
-              <w:t>У</w:t>
-            </w:r>
+            <w:r/>
           </w:p>
         </w:tc>
         <w:tc>
@@ -9924,9 +10243,7 @@
             <w:pPr>
               <w:jc w:val="center"/>
             </w:pPr>
-            <w:r>
-              <w:t>М</w:t>
-            </w:r>
+            <w:r/>
           </w:p>
         </w:tc>
         <w:tc>
@@ -9944,223 +10261,7 @@
             <w:pPr>
               <w:jc w:val="center"/>
             </w:pPr>
-            <w:r>
-              <w:t>В</w:t>
-            </w:r>
-          </w:p>
-        </w:tc>
-        <w:tc>
-          <w:tcPr>
-            <w:tcW w:w="288" w:type="dxa"/>
-            <w:tcBorders>
-              <w:top w:val="single" w:sz="4" w:space="0" w:color="auto"/>
-              <w:left w:val="single" w:sz="4" w:space="0" w:color="auto"/>
-              <w:bottom w:val="single" w:sz="4" w:space="0" w:color="auto"/>
-              <w:right w:val="single" w:sz="4" w:space="0" w:color="auto"/>
-            </w:tcBorders>
-            <w:vAlign w:val="bottom"/>
-          </w:tcPr>
-          <w:p>
-            <w:pPr>
-              <w:jc w:val="center"/>
-            </w:pPr>
-            <w:r>
-              <w:t>Д</w:t>
-            </w:r>
-          </w:p>
-        </w:tc>
-        <w:tc>
-          <w:tcPr>
-            <w:tcW w:w="288" w:type="dxa"/>
-            <w:tcBorders>
-              <w:top w:val="single" w:sz="4" w:space="0" w:color="auto"/>
-              <w:left w:val="single" w:sz="4" w:space="0" w:color="auto"/>
-              <w:bottom w:val="single" w:sz="4" w:space="0" w:color="auto"/>
-              <w:right w:val="single" w:sz="4" w:space="0" w:color="auto"/>
-            </w:tcBorders>
-            <w:vAlign w:val="bottom"/>
-          </w:tcPr>
-          <w:p>
-            <w:pPr>
-              <w:jc w:val="center"/>
-            </w:pPr>
-          </w:p>
-        </w:tc>
-        <w:tc>
-          <w:tcPr>
-            <w:tcW w:w="288" w:type="dxa"/>
-            <w:tcBorders>
-              <w:top w:val="single" w:sz="4" w:space="0" w:color="auto"/>
-              <w:left w:val="single" w:sz="4" w:space="0" w:color="auto"/>
-              <w:bottom w:val="single" w:sz="4" w:space="0" w:color="auto"/>
-              <w:right w:val="single" w:sz="4" w:space="0" w:color="auto"/>
-            </w:tcBorders>
-            <w:vAlign w:val="bottom"/>
-          </w:tcPr>
-          <w:p>
-            <w:pPr>
-              <w:jc w:val="center"/>
-            </w:pPr>
-            <w:r>
-              <w:t>Р</w:t>
-            </w:r>
-          </w:p>
-        </w:tc>
-        <w:tc>
-          <w:tcPr>
-            <w:tcW w:w="288" w:type="dxa"/>
-            <w:tcBorders>
-              <w:top w:val="single" w:sz="4" w:space="0" w:color="auto"/>
-              <w:left w:val="single" w:sz="4" w:space="0" w:color="auto"/>
-              <w:bottom w:val="single" w:sz="4" w:space="0" w:color="auto"/>
-              <w:right w:val="single" w:sz="4" w:space="0" w:color="auto"/>
-            </w:tcBorders>
-            <w:vAlign w:val="bottom"/>
-          </w:tcPr>
-          <w:p>
-            <w:pPr>
-              <w:jc w:val="center"/>
-            </w:pPr>
-            <w:r>
-              <w:t>О</w:t>
-            </w:r>
-          </w:p>
-        </w:tc>
-        <w:tc>
-          <w:tcPr>
-            <w:tcW w:w="288" w:type="dxa"/>
-            <w:tcBorders>
-              <w:top w:val="single" w:sz="4" w:space="0" w:color="auto"/>
-              <w:left w:val="single" w:sz="4" w:space="0" w:color="auto"/>
-              <w:bottom w:val="single" w:sz="4" w:space="0" w:color="auto"/>
-              <w:right w:val="single" w:sz="4" w:space="0" w:color="auto"/>
-            </w:tcBorders>
-            <w:vAlign w:val="bottom"/>
-          </w:tcPr>
-          <w:p>
-            <w:pPr>
-              <w:jc w:val="center"/>
-            </w:pPr>
-            <w:r>
-              <w:t>С</w:t>
-            </w:r>
-          </w:p>
-        </w:tc>
-        <w:tc>
-          <w:tcPr>
-            <w:tcW w:w="288" w:type="dxa"/>
-            <w:tcBorders>
-              <w:top w:val="single" w:sz="4" w:space="0" w:color="auto"/>
-              <w:left w:val="single" w:sz="4" w:space="0" w:color="auto"/>
-              <w:bottom w:val="single" w:sz="4" w:space="0" w:color="auto"/>
-              <w:right w:val="single" w:sz="4" w:space="0" w:color="auto"/>
-            </w:tcBorders>
-            <w:vAlign w:val="bottom"/>
-          </w:tcPr>
-          <w:p>
-            <w:pPr>
-              <w:jc w:val="center"/>
-            </w:pPr>
-            <w:r>
-              <w:t>С</w:t>
-            </w:r>
-          </w:p>
-        </w:tc>
-        <w:tc>
-          <w:tcPr>
-            <w:tcW w:w="288" w:type="dxa"/>
-            <w:tcBorders>
-              <w:top w:val="single" w:sz="4" w:space="0" w:color="auto"/>
-              <w:left w:val="single" w:sz="4" w:space="0" w:color="auto"/>
-              <w:bottom w:val="single" w:sz="4" w:space="0" w:color="auto"/>
-              <w:right w:val="single" w:sz="4" w:space="0" w:color="auto"/>
-            </w:tcBorders>
-            <w:vAlign w:val="bottom"/>
-          </w:tcPr>
-          <w:p>
-            <w:pPr>
-              <w:jc w:val="center"/>
-            </w:pPr>
-            <w:r>
-              <w:t>И</w:t>
-            </w:r>
-          </w:p>
-        </w:tc>
-        <w:tc>
-          <w:tcPr>
-            <w:tcW w:w="288" w:type="dxa"/>
-            <w:tcBorders>
-              <w:top w:val="single" w:sz="4" w:space="0" w:color="auto"/>
-              <w:left w:val="single" w:sz="4" w:space="0" w:color="auto"/>
-              <w:bottom w:val="single" w:sz="4" w:space="0" w:color="auto"/>
-              <w:right w:val="single" w:sz="4" w:space="0" w:color="auto"/>
-            </w:tcBorders>
-            <w:vAlign w:val="bottom"/>
-          </w:tcPr>
-          <w:p>
-            <w:pPr>
-              <w:jc w:val="center"/>
-            </w:pPr>
-            <w:r>
-              <w:t>И</w:t>
-            </w:r>
-          </w:p>
-        </w:tc>
-        <w:tc>
-          <w:tcPr>
-            <w:tcW w:w="288" w:type="dxa"/>
-            <w:tcBorders>
-              <w:top w:val="single" w:sz="4" w:space="0" w:color="auto"/>
-              <w:left w:val="single" w:sz="4" w:space="0" w:color="auto"/>
-              <w:bottom w:val="single" w:sz="4" w:space="0" w:color="auto"/>
-              <w:right w:val="single" w:sz="4" w:space="0" w:color="auto"/>
-            </w:tcBorders>
-            <w:vAlign w:val="bottom"/>
-          </w:tcPr>
-          <w:p>
-            <w:pPr>
-              <w:jc w:val="center"/>
-            </w:pPr>
-          </w:p>
-        </w:tc>
-        <w:tc>
-          <w:tcPr>
-            <w:tcW w:w="288" w:type="dxa"/>
-            <w:tcBorders>
-              <w:top w:val="single" w:sz="4" w:space="0" w:color="auto"/>
-              <w:left w:val="single" w:sz="4" w:space="0" w:color="auto"/>
-              <w:bottom w:val="single" w:sz="4" w:space="0" w:color="auto"/>
-              <w:right w:val="single" w:sz="4" w:space="0" w:color="auto"/>
-            </w:tcBorders>
-            <w:vAlign w:val="bottom"/>
-          </w:tcPr>
-          <w:p>
-            <w:pPr>
-              <w:jc w:val="center"/>
-            </w:pPr>
-            <w:r>
-              <w:t>П</w:t>
-            </w:r>
-          </w:p>
-        </w:tc>
-        <w:tc>
-          <w:tcPr>
-            <w:tcW w:w="288" w:type="dxa"/>
-            <w:tcBorders>
-              <w:top w:val="single" w:sz="4" w:space="0" w:color="auto"/>
-              <w:left w:val="single" w:sz="4" w:space="0" w:color="auto"/>
-              <w:bottom w:val="single" w:sz="4" w:space="0" w:color="auto"/>
-              <w:right w:val="single" w:sz="4" w:space="0" w:color="auto"/>
-            </w:tcBorders>
-            <w:vAlign w:val="bottom"/>
-          </w:tcPr>
-          <w:p>
-            <w:pPr>
-              <w:jc w:val="center"/>
-            </w:pPr>
-            <w:r>
-              <w:t>О</w:t>
-            </w:r>
+            <w:r/>
           </w:p>
         </w:tc>
       </w:tr>
@@ -10190,9 +10291,7 @@
             <w:pPr>
               <w:jc w:val="center"/>
             </w:pPr>
-            <w:r>
-              <w:t>А</w:t>
-            </w:r>
+            <w:r/>
           </w:p>
         </w:tc>
         <w:tc>
@@ -10210,9 +10309,7 @@
             <w:pPr>
               <w:jc w:val="center"/>
             </w:pPr>
-            <w:r>
-              <w:t>С</w:t>
-            </w:r>
+            <w:r/>
           </w:p>
         </w:tc>
         <w:tc>
@@ -10227,9 +10324,7 @@
             <w:vAlign w:val="bottom"/>
           </w:tcPr>
           <w:p>
-            <w:r>
-              <w:t>Т</w:t>
-            </w:r>
+            <w:r/>
           </w:p>
         </w:tc>
         <w:tc>
@@ -10247,9 +10342,7 @@
             <w:pPr>
               <w:jc w:val="center"/>
             </w:pPr>
-            <w:r>
-              <w:t>Р</w:t>
-            </w:r>
+            <w:r/>
           </w:p>
         </w:tc>
         <w:tc>
@@ -10267,9 +10360,7 @@
             <w:pPr>
               <w:jc w:val="center"/>
             </w:pPr>
-            <w:r>
-              <w:t>А</w:t>
-            </w:r>
+            <w:r/>
           </w:p>
         </w:tc>
         <w:tc>
@@ -10287,9 +10378,7 @@
             <w:pPr>
               <w:jc w:val="center"/>
             </w:pPr>
-            <w:r>
-              <w:t>Х</w:t>
-            </w:r>
+            <w:r/>
           </w:p>
         </w:tc>
         <w:tc>
@@ -10307,9 +10396,7 @@
             <w:pPr>
               <w:jc w:val="center"/>
             </w:pPr>
-            <w:r>
-              <w:t>А</w:t>
-            </w:r>
+            <w:r/>
           </w:p>
         </w:tc>
         <w:tc>
@@ -10327,9 +10414,7 @@
             <w:pPr>
               <w:jc w:val="center"/>
             </w:pPr>
-            <w:r>
-              <w:t>Н</w:t>
-            </w:r>
+            <w:r/>
           </w:p>
         </w:tc>
         <w:tc>
@@ -10347,9 +10432,7 @@
             <w:pPr>
               <w:jc w:val="center"/>
             </w:pPr>
-            <w:r>
-              <w:t>С</w:t>
-            </w:r>
+            <w:r/>
           </w:p>
         </w:tc>
         <w:tc>
@@ -10367,9 +10450,7 @@
             <w:pPr>
               <w:jc w:val="center"/>
             </w:pPr>
-            <w:r>
-              <w:t>К</w:t>
-            </w:r>
+            <w:r/>
           </w:p>
         </w:tc>
         <w:tc>
@@ -10387,9 +10468,7 @@
             <w:pPr>
               <w:jc w:val="center"/>
             </w:pPr>
-            <w:r>
-              <w:t>О</w:t>
-            </w:r>
+            <w:r/>
           </w:p>
         </w:tc>
         <w:tc>
@@ -10407,9 +10486,7 @@
             <w:pPr>
               <w:jc w:val="center"/>
             </w:pPr>
-            <w:r>
-              <w:t>Й</w:t>
-            </w:r>
+            <w:r/>
           </w:p>
         </w:tc>
         <w:tc>
@@ -10423,7 +10500,9 @@
             </w:tcBorders>
             <w:vAlign w:val="bottom"/>
           </w:tcPr>
-          <w:p/>
+          <w:p>
+            <w:r/>
+          </w:p>
         </w:tc>
         <w:tc>
           <w:tcPr>
@@ -10440,9 +10519,7 @@
             <w:pPr>
               <w:jc w:val="center"/>
             </w:pPr>
-            <w:r>
-              <w:t>О</w:t>
-            </w:r>
+            <w:r/>
           </w:p>
         </w:tc>
         <w:tc>
@@ -10460,9 +10537,7 @@
             <w:pPr>
               <w:jc w:val="center"/>
             </w:pPr>
-            <w:r>
-              <w:t>Б</w:t>
-            </w:r>
+            <w:r/>
           </w:p>
         </w:tc>
         <w:tc>
@@ -10480,9 +10555,7 @@
             <w:pPr>
               <w:jc w:val="center"/>
             </w:pPr>
-            <w:r>
-              <w:t>Л</w:t>
-            </w:r>
+            <w:r/>
           </w:p>
         </w:tc>
         <w:tc>
@@ -10500,9 +10573,7 @@
             <w:pPr>
               <w:jc w:val="center"/>
             </w:pPr>
-            <w:r>
-              <w:t>А</w:t>
-            </w:r>
+            <w:r/>
           </w:p>
         </w:tc>
         <w:tc>
@@ -10520,9 +10591,7 @@
             <w:pPr>
               <w:jc w:val="center"/>
             </w:pPr>
-            <w:r>
-              <w:t>С</w:t>
-            </w:r>
+            <w:r/>
           </w:p>
         </w:tc>
         <w:tc>
@@ -10540,9 +10609,7 @@
             <w:pPr>
               <w:jc w:val="center"/>
             </w:pPr>
-            <w:r>
-              <w:t>Т</w:t>
-            </w:r>
+            <w:r/>
           </w:p>
         </w:tc>
         <w:tc>
@@ -10560,9 +10627,7 @@
             <w:pPr>
               <w:jc w:val="center"/>
             </w:pPr>
-            <w:r>
-              <w:t>И</w:t>
-            </w:r>
+            <w:r/>
           </w:p>
         </w:tc>
         <w:tc>
@@ -10580,6 +10645,7 @@
             <w:pPr>
               <w:jc w:val="center"/>
             </w:pPr>
+            <w:r/>
           </w:p>
         </w:tc>
         <w:tc>
@@ -10597,9 +10663,7 @@
             <w:pPr>
               <w:jc w:val="center"/>
             </w:pPr>
-            <w:r>
-              <w:t>2</w:t>
-            </w:r>
+            <w:r/>
           </w:p>
         </w:tc>
         <w:tc>
@@ -10617,9 +10681,7 @@
             <w:pPr>
               <w:jc w:val="center"/>
             </w:pPr>
-            <w:r>
-              <w:t>6</w:t>
-            </w:r>
+            <w:r/>
           </w:p>
         </w:tc>
         <w:tc>
@@ -10637,9 +10699,7 @@
             <w:pPr>
               <w:jc w:val="center"/>
             </w:pPr>
-            <w:r>
-              <w:t>.</w:t>
-            </w:r>
+            <w:r/>
           </w:p>
         </w:tc>
         <w:tc>
@@ -10657,9 +10717,7 @@
             <w:pPr>
               <w:jc w:val="center"/>
             </w:pPr>
-            <w:r>
-              <w:t>0</w:t>
-            </w:r>
+            <w:r/>
           </w:p>
         </w:tc>
         <w:tc>
@@ -10677,9 +10735,7 @@
             <w:pPr>
               <w:jc w:val="center"/>
             </w:pPr>
-            <w:r>
-              <w:t>3</w:t>
-            </w:r>
+            <w:r/>
           </w:p>
         </w:tc>
         <w:tc>
@@ -10697,9 +10753,7 @@
             <w:pPr>
               <w:jc w:val="center"/>
             </w:pPr>
-            <w:r>
-              <w:t>.</w:t>
-            </w:r>
+            <w:r/>
           </w:p>
         </w:tc>
         <w:tc>
@@ -10717,9 +10771,7 @@
             <w:pPr>
               <w:jc w:val="center"/>
             </w:pPr>
-            <w:r>
-              <w:t>2</w:t>
-            </w:r>
+            <w:r/>
           </w:p>
         </w:tc>
         <w:tc>
@@ -10737,9 +10789,7 @@
             <w:pPr>
               <w:jc w:val="center"/>
             </w:pPr>
-            <w:r>
-              <w:t>0</w:t>
-            </w:r>
+            <w:r/>
           </w:p>
         </w:tc>
         <w:tc>
@@ -10757,9 +10807,7 @@
             <w:pPr>
               <w:jc w:val="center"/>
             </w:pPr>
-            <w:r>
-              <w:t>2</w:t>
-            </w:r>
+            <w:r/>
           </w:p>
         </w:tc>
         <w:tc>
@@ -10777,9 +10825,7 @@
             <w:pPr>
               <w:jc w:val="center"/>
             </w:pPr>
-            <w:r>
-              <w:t>0</w:t>
-            </w:r>
+            <w:r/>
           </w:p>
         </w:tc>
         <w:tc>
@@ -10797,6 +10843,7 @@
             <w:pPr>
               <w:jc w:val="center"/>
             </w:pPr>
+            <w:r/>
           </w:p>
         </w:tc>
         <w:tc>
@@ -10814,9 +10861,7 @@
             <w:pPr>
               <w:jc w:val="center"/>
             </w:pPr>
-            <w:r>
-              <w:t>Г</w:t>
-            </w:r>
+            <w:r/>
           </w:p>
         </w:tc>
         <w:tc>
@@ -10834,9 +10879,7 @@
             <w:pPr>
               <w:jc w:val="center"/>
             </w:pPr>
-            <w:r>
-              <w:t>.</w:t>
-            </w:r>
+            <w:r/>
           </w:p>
         </w:tc>
       </w:tr>
